--- a/data/Eva_Medoc_Traningsplan_2026.docx
+++ b/data/Eva_Medoc_Traningsplan_2026.docx
@@ -66,7 +66,7 @@
           <w:color w:val="7A6A58"/>
           <w:sz w:val="20"/>
         </w:rPr>
-        <w:t>Genereret 2026-07-19 fra plan.json</w:t>
+        <w:t>Genereret 2026-07-25 fra plan.json</w:t>
       </w:r>
     </w:p>
     <w:p>

--- a/data/Eva_Medoc_Traningsplan_2026.docx
+++ b/data/Eva_Medoc_Traningsplan_2026.docx
@@ -66,7 +66,7 @@
           <w:color w:val="7A6A58"/>
           <w:sz w:val="20"/>
         </w:rPr>
-        <w:t>Genereret 2026-07-25 fra plan.json</w:t>
+        <w:t>Genereret 2026-07-26 fra plan.json</w:t>
       </w:r>
     </w:p>
     <w:p>

--- a/data/Eva_Medoc_Traningsplan_2026.docx
+++ b/data/Eva_Medoc_Traningsplan_2026.docx
@@ -66,7 +66,7 @@
           <w:color w:val="7A6A58"/>
           <w:sz w:val="20"/>
         </w:rPr>
-        <w:t>Genereret 2026-07-26 fra plan.json</w:t>
+        <w:t>Genereret 2026-07-28 fra plan.json</w:t>
       </w:r>
     </w:p>
     <w:p>

--- a/data/Eva_Medoc_Traningsplan_2026.docx
+++ b/data/Eva_Medoc_Traningsplan_2026.docx
@@ -66,7 +66,7 @@
           <w:color w:val="7A6A58"/>
           <w:sz w:val="20"/>
         </w:rPr>
-        <w:t>Genereret 2026-07-28 fra plan.json</w:t>
+        <w:t>Genereret 2026-07-29 fra plan.json</w:t>
       </w:r>
     </w:p>
     <w:p>

--- a/data/Eva_Medoc_Traningsplan_2026.docx
+++ b/data/Eva_Medoc_Traningsplan_2026.docx
@@ -66,7 +66,7 @@
           <w:color w:val="7A6A58"/>
           <w:sz w:val="20"/>
         </w:rPr>
-        <w:t>Genereret 2026-07-29 fra plan.json</w:t>
+        <w:t>Genereret 2026-07-30 fra plan.json</w:t>
       </w:r>
     </w:p>
     <w:p>

--- a/data/Eva_Medoc_Traningsplan_2026.docx
+++ b/data/Eva_Medoc_Traningsplan_2026.docx
@@ -66,7 +66,7 @@
           <w:color w:val="7A6A58"/>
           <w:sz w:val="20"/>
         </w:rPr>
-        <w:t>Genereret 2026-07-30 fra plan.json</w:t>
+        <w:t>Genereret 2026-08-02 fra plan.json</w:t>
       </w:r>
     </w:p>
     <w:p>

--- a/data/Eva_Medoc_Traningsplan_2026.docx
+++ b/data/Eva_Medoc_Traningsplan_2026.docx
@@ -66,7 +66,7 @@
           <w:color w:val="7A6A58"/>
           <w:sz w:val="20"/>
         </w:rPr>
-        <w:t>Genereret 2026-08-02 fra plan.json</w:t>
+        <w:t>Genereret 2026-08-06 fra plan.json</w:t>
       </w:r>
     </w:p>
     <w:p>

--- a/data/Eva_Medoc_Traningsplan_2026.docx
+++ b/data/Eva_Medoc_Traningsplan_2026.docx
@@ -66,7 +66,7 @@
           <w:color w:val="7A6A58"/>
           <w:sz w:val="20"/>
         </w:rPr>
-        <w:t>Genereret 2026-08-06 fra plan.json</w:t>
+        <w:t>Genereret 2026-08-07 fra plan.json</w:t>
       </w:r>
     </w:p>
     <w:p>

--- a/data/Eva_Medoc_Traningsplan_2026.docx
+++ b/data/Eva_Medoc_Traningsplan_2026.docx
@@ -66,7 +66,7 @@
           <w:color w:val="7A6A58"/>
           <w:sz w:val="20"/>
         </w:rPr>
-        <w:t>Genereret 2026-08-07 fra plan.json</w:t>
+        <w:t>Genereret 2026-08-08 fra plan.json</w:t>
       </w:r>
     </w:p>
     <w:p>

--- a/data/Eva_Medoc_Traningsplan_2026.docx
+++ b/data/Eva_Medoc_Traningsplan_2026.docx
@@ -66,7 +66,7 @@
           <w:color w:val="7A6A58"/>
           <w:sz w:val="20"/>
         </w:rPr>
-        <w:t>Genereret 2026-08-08 fra plan.json</w:t>
+        <w:t>Genereret 2026-08-09 fra plan.json</w:t>
       </w:r>
     </w:p>
     <w:p>

--- a/data/Eva_Medoc_Traningsplan_2026.docx
+++ b/data/Eva_Medoc_Traningsplan_2026.docx
@@ -66,7 +66,7 @@
           <w:color w:val="7A6A58"/>
           <w:sz w:val="20"/>
         </w:rPr>
-        <w:t>Genereret 2026-08-09 fra plan.json</w:t>
+        <w:t>Genereret 2026-08-10 fra plan.json</w:t>
       </w:r>
     </w:p>
     <w:p>

--- a/data/Eva_Medoc_Traningsplan_2026.docx
+++ b/data/Eva_Medoc_Traningsplan_2026.docx
@@ -66,7 +66,7 @@
           <w:color w:val="7A6A58"/>
           <w:sz w:val="20"/>
         </w:rPr>
-        <w:t>Genereret 2026-08-10 fra plan.json</w:t>
+        <w:t>Genereret 2026-08-11 fra plan.json</w:t>
       </w:r>
     </w:p>
     <w:p>

--- a/data/Eva_Medoc_Traningsplan_2026.docx
+++ b/data/Eva_Medoc_Traningsplan_2026.docx
@@ -66,7 +66,7 @@
           <w:color w:val="7A6A58"/>
           <w:sz w:val="20"/>
         </w:rPr>
-        <w:t>Genereret 2026-08-11 fra plan.json</w:t>
+        <w:t>Genereret 2026-08-12 fra plan.json</w:t>
       </w:r>
     </w:p>
     <w:p>

--- a/data/Eva_Medoc_Traningsplan_2026.docx
+++ b/data/Eva_Medoc_Traningsplan_2026.docx
@@ -66,7 +66,7 @@
           <w:color w:val="7A6A58"/>
           <w:sz w:val="20"/>
         </w:rPr>
-        <w:t>Genereret 2026-08-12 fra plan.json</w:t>
+        <w:t>Genereret 2026-08-13 fra plan.json</w:t>
       </w:r>
     </w:p>
     <w:p>

--- a/data/Eva_Medoc_Traningsplan_2026.docx
+++ b/data/Eva_Medoc_Traningsplan_2026.docx
@@ -66,7 +66,7 @@
           <w:color w:val="7A6A58"/>
           <w:sz w:val="20"/>
         </w:rPr>
-        <w:t>Genereret 2026-08-13 fra plan.json</w:t>
+        <w:t>Genereret 2026-08-14 fra plan.json</w:t>
       </w:r>
     </w:p>
     <w:p>

--- a/data/Eva_Medoc_Traningsplan_2026.docx
+++ b/data/Eva_Medoc_Traningsplan_2026.docx
@@ -66,7 +66,7 @@
           <w:color w:val="7A6A58"/>
           <w:sz w:val="20"/>
         </w:rPr>
-        <w:t>Genereret 2026-08-14 fra plan.json</w:t>
+        <w:t>Genereret 2026-08-15 fra plan.json</w:t>
       </w:r>
     </w:p>
     <w:p>

--- a/data/Eva_Medoc_Traningsplan_2026.docx
+++ b/data/Eva_Medoc_Traningsplan_2026.docx
@@ -66,7 +66,7 @@
           <w:color w:val="7A6A58"/>
           <w:sz w:val="20"/>
         </w:rPr>
-        <w:t>Genereret 2026-08-15 fra plan.json</w:t>
+        <w:t>Genereret 2026-08-16 fra plan.json</w:t>
       </w:r>
     </w:p>
     <w:p>

--- a/data/Eva_Medoc_Traningsplan_2026.docx
+++ b/data/Eva_Medoc_Traningsplan_2026.docx
@@ -66,7 +66,7 @@
           <w:color w:val="7A6A58"/>
           <w:sz w:val="20"/>
         </w:rPr>
-        <w:t>Genereret 2026-08-16 fra plan.json</w:t>
+        <w:t>Genereret 2026-08-17 fra plan.json</w:t>
       </w:r>
     </w:p>
     <w:p>

--- a/data/Eva_Medoc_Traningsplan_2026.docx
+++ b/data/Eva_Medoc_Traningsplan_2026.docx
@@ -66,7 +66,7 @@
           <w:color w:val="7A6A58"/>
           <w:sz w:val="20"/>
         </w:rPr>
-        <w:t>Genereret 2026-08-17 fra plan.json</w:t>
+        <w:t>Genereret 2026-08-18 fra plan.json</w:t>
       </w:r>
     </w:p>
     <w:p>

--- a/data/Eva_Medoc_Traningsplan_2026.docx
+++ b/data/Eva_Medoc_Traningsplan_2026.docx
@@ -66,7 +66,7 @@
           <w:color w:val="7A6A58"/>
           <w:sz w:val="20"/>
         </w:rPr>
-        <w:t>Genereret 2026-08-18 fra plan.json</w:t>
+        <w:t>Genereret 2026-08-19 fra plan.json</w:t>
       </w:r>
     </w:p>
     <w:p>

--- a/data/Eva_Medoc_Traningsplan_2026.docx
+++ b/data/Eva_Medoc_Traningsplan_2026.docx
@@ -66,7 +66,7 @@
           <w:color w:val="7A6A58"/>
           <w:sz w:val="20"/>
         </w:rPr>
-        <w:t>Genereret 2026-08-19 fra plan.json</w:t>
+        <w:t>Genereret 2026-08-20 fra plan.json</w:t>
       </w:r>
     </w:p>
     <w:p>

--- a/data/Eva_Medoc_Traningsplan_2026.docx
+++ b/data/Eva_Medoc_Traningsplan_2026.docx
@@ -66,7 +66,7 @@
           <w:color w:val="7A6A58"/>
           <w:sz w:val="20"/>
         </w:rPr>
-        <w:t>Genereret 2026-08-20 fra plan.json</w:t>
+        <w:t>Genereret 2026-08-21 fra plan.json</w:t>
       </w:r>
     </w:p>
     <w:p>

--- a/data/Eva_Medoc_Traningsplan_2026.docx
+++ b/data/Eva_Medoc_Traningsplan_2026.docx
@@ -66,7 +66,7 @@
           <w:color w:val="7A6A58"/>
           <w:sz w:val="20"/>
         </w:rPr>
-        <w:t>Genereret 2026-08-21 fra plan.json</w:t>
+        <w:t>Genereret 2026-08-22 fra plan.json</w:t>
       </w:r>
     </w:p>
     <w:p>

--- a/data/Eva_Medoc_Traningsplan_2026.docx
+++ b/data/Eva_Medoc_Traningsplan_2026.docx
@@ -66,7 +66,7 @@
           <w:color w:val="7A6A58"/>
           <w:sz w:val="20"/>
         </w:rPr>
-        <w:t>Genereret 2026-08-22 fra plan.json</w:t>
+        <w:t>Genereret 2026-08-23 fra plan.json</w:t>
       </w:r>
     </w:p>
     <w:p>

--- a/data/Eva_Medoc_Traningsplan_2026.docx
+++ b/data/Eva_Medoc_Traningsplan_2026.docx
@@ -66,7 +66,7 @@
           <w:color w:val="7A6A58"/>
           <w:sz w:val="20"/>
         </w:rPr>
-        <w:t>Genereret 2026-08-23 fra plan.json</w:t>
+        <w:t>Genereret 2026-08-24 fra plan.json</w:t>
       </w:r>
     </w:p>
     <w:p>

--- a/data/Eva_Medoc_Traningsplan_2026.docx
+++ b/data/Eva_Medoc_Traningsplan_2026.docx
@@ -66,7 +66,7 @@
           <w:color w:val="7A6A58"/>
           <w:sz w:val="20"/>
         </w:rPr>
-        <w:t>Genereret 2026-08-24 fra plan.json</w:t>
+        <w:t>Genereret 2026-08-25 fra plan.json</w:t>
       </w:r>
     </w:p>
     <w:p>

--- a/data/Eva_Medoc_Traningsplan_2026.docx
+++ b/data/Eva_Medoc_Traningsplan_2026.docx
@@ -66,7 +66,7 @@
           <w:color w:val="7A6A58"/>
           <w:sz w:val="20"/>
         </w:rPr>
-        <w:t>Genereret 2026-08-25 fra plan.json</w:t>
+        <w:t>Genereret 2026-08-26 fra plan.json</w:t>
       </w:r>
     </w:p>
     <w:p>

--- a/data/Eva_Medoc_Traningsplan_2026.docx
+++ b/data/Eva_Medoc_Traningsplan_2026.docx
@@ -66,7 +66,7 @@
           <w:color w:val="7A6A58"/>
           <w:sz w:val="20"/>
         </w:rPr>
-        <w:t>Genereret 2026-08-26 fra plan.json</w:t>
+        <w:t>Genereret 2026-08-27 fra plan.json</w:t>
       </w:r>
     </w:p>
     <w:p>

--- a/data/Eva_Medoc_Traningsplan_2026.docx
+++ b/data/Eva_Medoc_Traningsplan_2026.docx
@@ -66,7 +66,7 @@
           <w:color w:val="7A6A58"/>
           <w:sz w:val="20"/>
         </w:rPr>
-        <w:t>Genereret 2026-08-27 fra plan.json</w:t>
+        <w:t>Genereret 2026-08-28 fra plan.json</w:t>
       </w:r>
     </w:p>
     <w:p>

--- a/data/Eva_Medoc_Traningsplan_2026.docx
+++ b/data/Eva_Medoc_Traningsplan_2026.docx
@@ -66,7 +66,7 @@
           <w:color w:val="7A6A58"/>
           <w:sz w:val="20"/>
         </w:rPr>
-        <w:t>Genereret 2026-08-28 fra plan.json</w:t>
+        <w:t>Genereret 2026-08-29 fra plan.json</w:t>
       </w:r>
     </w:p>
     <w:p>

--- a/data/Eva_Medoc_Traningsplan_2026.docx
+++ b/data/Eva_Medoc_Traningsplan_2026.docx
@@ -66,7 +66,7 @@
           <w:color w:val="7A6A58"/>
           <w:sz w:val="20"/>
         </w:rPr>
-        <w:t>Genereret 2026-08-29 fra plan.json</w:t>
+        <w:t>Genereret 2026-08-30 fra plan.json</w:t>
       </w:r>
     </w:p>
     <w:p>

--- a/data/Eva_Medoc_Traningsplan_2026.docx
+++ b/data/Eva_Medoc_Traningsplan_2026.docx
@@ -66,7 +66,7 @@
           <w:color w:val="7A6A58"/>
           <w:sz w:val="20"/>
         </w:rPr>
-        <w:t>Genereret 2026-08-30 fra plan.json</w:t>
+        <w:t>Genereret 2026-08-31 fra plan.json</w:t>
       </w:r>
     </w:p>
     <w:p>

--- a/data/Eva_Medoc_Traningsplan_2026.docx
+++ b/data/Eva_Medoc_Traningsplan_2026.docx
@@ -66,7 +66,7 @@
           <w:color w:val="7A6A58"/>
           <w:sz w:val="20"/>
         </w:rPr>
-        <w:t>Genereret 2026-08-31 fra plan.json</w:t>
+        <w:t>Genereret 2026-09-01 fra plan.json</w:t>
       </w:r>
     </w:p>
     <w:p>

--- a/data/Eva_Medoc_Traningsplan_2026.docx
+++ b/data/Eva_Medoc_Traningsplan_2026.docx
@@ -66,7 +66,7 @@
           <w:color w:val="7A6A58"/>
           <w:sz w:val="20"/>
         </w:rPr>
-        <w:t>Genereret 2026-09-01 fra plan.json</w:t>
+        <w:t>Genereret 2026-09-02 fra plan.json</w:t>
       </w:r>
     </w:p>
     <w:p>

--- a/data/Eva_Medoc_Traningsplan_2026.docx
+++ b/data/Eva_Medoc_Traningsplan_2026.docx
@@ -66,7 +66,7 @@
           <w:color w:val="7A6A58"/>
           <w:sz w:val="20"/>
         </w:rPr>
-        <w:t>Genereret 2026-09-02 fra plan.json</w:t>
+        <w:t>Genereret 2026-09-03 fra plan.json</w:t>
       </w:r>
     </w:p>
     <w:p>

--- a/data/Eva_Medoc_Traningsplan_2026.docx
+++ b/data/Eva_Medoc_Traningsplan_2026.docx
@@ -66,7 +66,7 @@
           <w:color w:val="7A6A58"/>
           <w:sz w:val="20"/>
         </w:rPr>
-        <w:t>Genereret 2026-09-03 fra plan.json</w:t>
+        <w:t>Genereret 2026-09-04 fra plan.json</w:t>
       </w:r>
     </w:p>
     <w:p>

--- a/data/Eva_Medoc_Traningsplan_2026.docx
+++ b/data/Eva_Medoc_Traningsplan_2026.docx
@@ -66,7 +66,7 @@
           <w:color w:val="7A6A58"/>
           <w:sz w:val="20"/>
         </w:rPr>
-        <w:t>Genereret 2026-09-04 fra plan.json</w:t>
+        <w:t>Genereret 2026-09-05 fra plan.json</w:t>
       </w:r>
     </w:p>
     <w:p>

--- a/data/Eva_Medoc_Traningsplan_2026.docx
+++ b/data/Eva_Medoc_Traningsplan_2026.docx
@@ -66,7 +66,7 @@
           <w:color w:val="7A6A58"/>
           <w:sz w:val="20"/>
         </w:rPr>
-        <w:t>Genereret 2026-09-05 fra plan.json</w:t>
+        <w:t>Genereret 2026-09-06 fra plan.json</w:t>
       </w:r>
     </w:p>
     <w:p>

--- a/data/Eva_Medoc_Traningsplan_2026.docx
+++ b/data/Eva_Medoc_Traningsplan_2026.docx
@@ -66,7 +66,7 @@
           <w:color w:val="7A6A58"/>
           <w:sz w:val="20"/>
         </w:rPr>
-        <w:t>Genereret 2026-09-06 fra plan.json</w:t>
+        <w:t>Genereret 2026-09-07 fra plan.json</w:t>
       </w:r>
     </w:p>
     <w:p>

--- a/data/Eva_Medoc_Traningsplan_2026.docx
+++ b/data/Eva_Medoc_Traningsplan_2026.docx
@@ -66,7 +66,7 @@
           <w:color w:val="7A6A58"/>
           <w:sz w:val="20"/>
         </w:rPr>
-        <w:t>Genereret 2026-09-07 fra plan.json</w:t>
+        <w:t>Genereret 2026-09-08 fra plan.json</w:t>
       </w:r>
     </w:p>
     <w:p>

--- a/data/Eva_Medoc_Traningsplan_2026.docx
+++ b/data/Eva_Medoc_Traningsplan_2026.docx
@@ -66,7 +66,7 @@
           <w:color w:val="7A6A58"/>
           <w:sz w:val="20"/>
         </w:rPr>
-        <w:t>Genereret 2026-09-08 fra plan.json</w:t>
+        <w:t>Genereret 2026-09-09 fra plan.json</w:t>
       </w:r>
     </w:p>
     <w:p>
